--- a/Task1_ML_Classification.docx
+++ b/Task1_ML_Classification.docx
@@ -8,6 +8,17 @@
       </w:pPr>
       <w:r>
         <w:t>ML Classification Project (Task 1)</w:t>
+      </w:r>
+    </w:p>
+    <w:p>
+      <w:r>
+        <w:rPr>
+          <w:b/>
+        </w:rPr>
+        <w:t xml:space="preserve">GitHub Repository: </w:t>
+      </w:r>
+      <w:r>
+        <w:t>https://github.com/PashamDhanushReddy/InternSpark_Task-1.git</w:t>
       </w:r>
     </w:p>
     <w:p>
